--- a/Requirements/new control.docx
+++ b/Requirements/new control.docx
@@ -45,7 +45,21 @@
               <w:rPr>
                 <w:lang w:val="en-US"/>
               </w:rPr>
-              <w:t>Max Order Consideration</w:t>
+              <w:t>Close Price Tolerance (</w:t>
+            </w:r>
+            <w:proofErr w:type="spellStart"/>
+            <w:r>
+              <w:rPr>
+                <w:lang w:val="en-US"/>
+              </w:rPr>
+              <w:t>cpt</w:t>
+            </w:r>
+            <w:proofErr w:type="spellEnd"/>
+            <w:r>
+              <w:rPr>
+                <w:lang w:val="en-US"/>
+              </w:rPr>
+              <w:t>)</w:t>
             </w:r>
           </w:p>
         </w:tc>
@@ -83,7 +97,19 @@
               <w:rPr>
                 <w:lang w:val="en-US"/>
               </w:rPr>
-              <w:t>Allows order value till configured limit size</w:t>
+              <w:t xml:space="preserve">Allows order </w:t>
+            </w:r>
+            <w:r>
+              <w:rPr>
+                <w:lang w:val="en-US"/>
+              </w:rPr>
+              <w:t>price deviation percentage from Close price</w:t>
+            </w:r>
+            <w:r>
+              <w:rPr>
+                <w:lang w:val="en-US"/>
+              </w:rPr>
+              <w:t xml:space="preserve"> till configured limit size</w:t>
             </w:r>
           </w:p>
         </w:tc>
@@ -121,55 +147,147 @@
               <w:rPr>
                 <w:lang w:val="en-US"/>
               </w:rPr>
-              <w:t xml:space="preserve">If Limit / LMT is 1000 HKD, order value </w:t>
-            </w:r>
+              <w:t xml:space="preserve">If Limit / LMT is </w:t>
+            </w:r>
+            <w:r>
+              <w:rPr>
+                <w:lang w:val="en-US"/>
+              </w:rPr>
+              <w:t>10</w:t>
+            </w:r>
+            <w:r>
+              <w:rPr>
+                <w:lang w:val="en-US"/>
+              </w:rPr>
+              <w:t xml:space="preserve">, order value </w:t>
+            </w:r>
+            <w:r>
+              <w:rPr>
+                <w:lang w:val="en-US"/>
+              </w:rPr>
+              <w:t>is</w:t>
+            </w:r>
+            <w:r>
+              <w:rPr>
+                <w:lang w:val="en-US"/>
+              </w:rPr>
+              <w:t xml:space="preserve"> allowed till </w:t>
+            </w:r>
+            <w:r>
+              <w:rPr>
+                <w:lang w:val="en-US"/>
+              </w:rPr>
+              <w:t>10% away from Close price on both aggressive and passive side. Order price beyond Limit % will be rejected.</w:t>
+            </w:r>
+            <w:r>
+              <w:rPr>
+                <w:lang w:val="en-US"/>
+              </w:rPr>
+              <w:br/>
+            </w:r>
+          </w:p>
+          <w:p>
+            <w:pPr>
+              <w:rPr>
+                <w:lang w:val="en-US"/>
+              </w:rPr>
+            </w:pPr>
+            <w:r>
+              <w:rPr>
+                <w:lang w:val="en-US"/>
+              </w:rPr>
+              <w:t xml:space="preserve">LMT value should be taken from </w:t>
+            </w:r>
+            <w:proofErr w:type="spellStart"/>
+            <w:r>
+              <w:t>ClosePriceTolerance</w:t>
+            </w:r>
+            <w:proofErr w:type="spellEnd"/>
+            <w:r>
+              <w:t xml:space="preserve"> in RMS limits</w:t>
+            </w:r>
+            <w:r>
+              <w:rPr>
+                <w:lang w:val="en-US"/>
+              </w:rPr>
+              <w:br/>
+            </w:r>
+          </w:p>
+          <w:p>
+            <w:pPr>
+              <w:rPr>
+                <w:lang w:val="en-US"/>
+              </w:rPr>
+            </w:pPr>
             <w:proofErr w:type="gramStart"/>
             <w:r>
               <w:rPr>
                 <w:lang w:val="en-US"/>
               </w:rPr>
-              <w:t>are</w:t>
+              <w:t xml:space="preserve">CPT </w:t>
+            </w:r>
+            <w:r>
+              <w:rPr>
+                <w:lang w:val="en-US"/>
+              </w:rPr>
+              <w:t xml:space="preserve"> =</w:t>
             </w:r>
             <w:proofErr w:type="gramEnd"/>
             <w:r>
               <w:rPr>
                 <w:lang w:val="en-US"/>
               </w:rPr>
-              <w:t xml:space="preserve"> allowed till 1000 HKD, any order with Value &gt;= 1000 HKD will be rejected.</w:t>
-            </w:r>
-          </w:p>
-          <w:p>
-            <w:pPr>
-              <w:rPr>
-                <w:lang w:val="en-US"/>
-              </w:rPr>
-            </w:pPr>
-          </w:p>
-          <w:p>
-            <w:pPr>
-              <w:rPr>
-                <w:lang w:val="en-US"/>
-              </w:rPr>
-            </w:pPr>
-            <w:r>
-              <w:rPr>
-                <w:lang w:val="en-US"/>
-              </w:rPr>
-              <w:t xml:space="preserve">Order Value = Order Quantity * Reference price * </w:t>
-            </w:r>
-            <w:proofErr w:type="spellStart"/>
-            <w:r>
-              <w:rPr>
-                <w:lang w:val="en-US"/>
-              </w:rPr>
-              <w:t>xr</w:t>
-            </w:r>
-            <w:proofErr w:type="spellEnd"/>
-            <w:r>
-              <w:rPr>
-                <w:lang w:val="en-US"/>
-              </w:rPr>
-              <w:t xml:space="preserve"> rate (FX rate to be used if Order Currency is different from Limit currency)</w:t>
+              <w:t xml:space="preserve"> </w:t>
+            </w:r>
+            <w:proofErr w:type="gramStart"/>
+            <w:r>
+              <w:rPr>
+                <w:lang w:val="en-US"/>
+              </w:rPr>
+              <w:t>abs(</w:t>
+            </w:r>
+            <w:proofErr w:type="gramEnd"/>
+            <w:r>
+              <w:rPr>
+                <w:lang w:val="en-US"/>
+              </w:rPr>
+              <w:t>(Close price</w:t>
+            </w:r>
+            <w:r>
+              <w:rPr>
+                <w:lang w:val="en-US"/>
+              </w:rPr>
+              <w:t xml:space="preserve"> </w:t>
+            </w:r>
+            <w:r>
+              <w:rPr>
+                <w:lang w:val="en-US"/>
+              </w:rPr>
+              <w:t>-</w:t>
+            </w:r>
+            <w:r>
+              <w:rPr>
+                <w:lang w:val="en-US"/>
+              </w:rPr>
+              <w:t xml:space="preserve"> Reference price</w:t>
+            </w:r>
+            <w:r>
+              <w:rPr>
+                <w:lang w:val="en-US"/>
+              </w:rPr>
+              <w:t>) / Close price)</w:t>
+            </w:r>
+            <w:r>
+              <w:rPr>
+                <w:lang w:val="en-US"/>
+              </w:rPr>
+              <w:t xml:space="preserve"> *</w:t>
+            </w:r>
+            <w:r>
+              <w:rPr>
+                <w:lang w:val="en-US"/>
+              </w:rPr>
+              <w:t>100</w:t>
             </w:r>
           </w:p>
           <w:p>
@@ -281,7 +399,13 @@
               <w:rPr>
                 <w:lang w:val="en-US"/>
               </w:rPr>
-              <w:t>Order Value is too big, LMT=$LMT, ORD=$ORD</w:t>
+              <w:t>Close Price Tolerance exceeds limit</w:t>
+            </w:r>
+            <w:r>
+              <w:rPr>
+                <w:lang w:val="en-US"/>
+              </w:rPr>
+              <w:t>, LMT=$LMT, ORD=$ORD</w:t>
             </w:r>
           </w:p>
         </w:tc>
@@ -301,7 +425,7 @@
               <w:rPr>
                 <w:lang w:val="en-US"/>
               </w:rPr>
-              <w:t>Example1</w:t>
+              <w:t>Exception handling</w:t>
             </w:r>
           </w:p>
         </w:tc>
@@ -310,97 +434,58 @@
             <w:tcW w:w="6894" w:type="dxa"/>
           </w:tcPr>
           <w:p>
-            <w:pPr>
-              <w:rPr>
-                <w:lang w:val="en-US"/>
-              </w:rPr>
-            </w:pPr>
-            <w:r>
-              <w:rPr>
-                <w:lang w:val="en-US"/>
-              </w:rPr>
-              <w:t>If LMT is 1000 USD and order price is 100 HKD for 10 quantity, order value should be calculated as below.</w:t>
-            </w:r>
-          </w:p>
-          <w:p>
-            <w:pPr>
-              <w:rPr>
-                <w:lang w:val="en-US"/>
-              </w:rPr>
-            </w:pPr>
-            <w:r>
-              <w:rPr>
-                <w:lang w:val="en-US"/>
-              </w:rPr>
+            <w:r>
+              <w:rPr>
+                <w:lang w:val="en-US"/>
+              </w:rPr>
+              <w:t xml:space="preserve">If Close price is not available, based on </w:t>
+            </w:r>
+            <w:proofErr w:type="spellStart"/>
+            <w:r>
+              <w:t>invalid_close_price_action</w:t>
+            </w:r>
+            <w:proofErr w:type="spellEnd"/>
+          </w:p>
+          <w:p>
+            <w:r>
+              <w:t>Config in limitchecker.ini.</w:t>
+            </w:r>
+            <w:r>
+              <w:br/>
               <w:t xml:space="preserve">If </w:t>
             </w:r>
             <w:proofErr w:type="spellStart"/>
             <w:r>
-              <w:rPr>
-                <w:lang w:val="en-US"/>
-              </w:rPr>
-              <w:t>xr</w:t>
+              <w:t>invalid_close_price_action</w:t>
             </w:r>
             <w:proofErr w:type="spellEnd"/>
             <w:r>
-              <w:rPr>
-                <w:lang w:val="en-US"/>
-              </w:rPr>
-              <w:t xml:space="preserve"> rate is 0.13 (to be get from </w:t>
+              <w:t xml:space="preserve"> = ignore, pass the control with message. “Close price is missing”</w:t>
+            </w:r>
+          </w:p>
+          <w:p>
+            <w:r>
+              <w:t xml:space="preserve">If </w:t>
             </w:r>
             <w:proofErr w:type="spellStart"/>
             <w:r>
-              <w:rPr>
-                <w:lang w:val="en-US"/>
-              </w:rPr>
-              <w:t>yfinance</w:t>
+              <w:t>invalid_close_price_action</w:t>
             </w:r>
             <w:proofErr w:type="spellEnd"/>
             <w:r>
-              <w:rPr>
-                <w:lang w:val="en-US"/>
-              </w:rPr>
-              <w:t xml:space="preserve"> as HKD=X as ticker to get </w:t>
-            </w:r>
-            <w:proofErr w:type="spellStart"/>
-            <w:r>
-              <w:rPr>
-                <w:lang w:val="en-US"/>
-              </w:rPr>
-              <w:t>fx</w:t>
-            </w:r>
-            <w:proofErr w:type="spellEnd"/>
-            <w:r>
-              <w:rPr>
-                <w:lang w:val="en-US"/>
-              </w:rPr>
-              <w:t xml:space="preserve"> price)</w:t>
-            </w:r>
-          </w:p>
-          <w:p>
-            <w:pPr>
-              <w:rPr>
-                <w:lang w:val="en-US"/>
-              </w:rPr>
-            </w:pPr>
-            <w:r>
-              <w:rPr>
-                <w:lang w:val="en-US"/>
-              </w:rPr>
-              <w:t>LMT: 1000 USD</w:t>
-            </w:r>
-          </w:p>
-          <w:p>
-            <w:pPr>
-              <w:rPr>
-                <w:lang w:val="en-US"/>
-              </w:rPr>
-            </w:pPr>
-            <w:r>
-              <w:rPr>
-                <w:lang w:val="en-US"/>
-              </w:rPr>
-              <w:t>ORD: 10 * 100 * 0.13 = 130 USD</w:t>
+              <w:t xml:space="preserve"> = </w:t>
+            </w:r>
+            <w:r>
+              <w:t>reject</w:t>
+            </w:r>
+            <w:r>
+              <w:t xml:space="preserve">, </w:t>
+            </w:r>
+            <w:r>
+              <w:t>reject</w:t>
+            </w:r>
+            <w:r>
+              <w:t xml:space="preserve"> the control with message. “Close price is missing”</w:t>
             </w:r>
           </w:p>
         </w:tc>
@@ -420,6 +505,106 @@
               <w:rPr>
                 <w:lang w:val="en-US"/>
               </w:rPr>
+              <w:t>Example1</w:t>
+            </w:r>
+          </w:p>
+        </w:tc>
+        <w:tc>
+          <w:tcPr>
+            <w:tcW w:w="6894" w:type="dxa"/>
+          </w:tcPr>
+          <w:p>
+            <w:pPr>
+              <w:rPr>
+                <w:lang w:val="en-US"/>
+              </w:rPr>
+            </w:pPr>
+            <w:r>
+              <w:rPr>
+                <w:lang w:val="en-US"/>
+              </w:rPr>
+              <w:t xml:space="preserve">LMT is </w:t>
+            </w:r>
+            <w:r>
+              <w:rPr>
+                <w:lang w:val="en-US"/>
+              </w:rPr>
+              <w:t>10%</w:t>
+            </w:r>
+            <w:r>
+              <w:rPr>
+                <w:lang w:val="en-US"/>
+              </w:rPr>
+              <w:br/>
+              <w:t>Close price is 100</w:t>
+            </w:r>
+            <w:r>
+              <w:rPr>
+                <w:lang w:val="en-US"/>
+              </w:rPr>
+              <w:br/>
+              <w:t>Order limit price is 90</w:t>
+            </w:r>
+            <w:r>
+              <w:rPr>
+                <w:lang w:val="en-US"/>
+              </w:rPr>
+              <w:br/>
+              <w:t xml:space="preserve">ORD = </w:t>
+            </w:r>
+            <w:proofErr w:type="gramStart"/>
+            <w:r>
+              <w:rPr>
+                <w:lang w:val="en-US"/>
+              </w:rPr>
+              <w:t>abs(</w:t>
+            </w:r>
+            <w:proofErr w:type="gramEnd"/>
+            <w:r>
+              <w:rPr>
+                <w:lang w:val="en-US"/>
+              </w:rPr>
+              <w:t>(100 – 90)/</w:t>
+            </w:r>
+            <w:proofErr w:type="gramStart"/>
+            <w:r>
+              <w:rPr>
+                <w:lang w:val="en-US"/>
+              </w:rPr>
+              <w:t>100)*</w:t>
+            </w:r>
+            <w:proofErr w:type="gramEnd"/>
+            <w:r>
+              <w:rPr>
+                <w:lang w:val="en-US"/>
+              </w:rPr>
+              <w:t>100 = 10%</w:t>
+            </w:r>
+            <w:r>
+              <w:rPr>
+                <w:lang w:val="en-US"/>
+              </w:rPr>
+              <w:br/>
+              <w:t>ORD =&lt; LMT hence order passes</w:t>
+            </w:r>
+          </w:p>
+        </w:tc>
+      </w:tr>
+      <w:tr>
+        <w:tc>
+          <w:tcPr>
+            <w:tcW w:w="2122" w:type="dxa"/>
+          </w:tcPr>
+          <w:p>
+            <w:pPr>
+              <w:rPr>
+                <w:lang w:val="en-US"/>
+              </w:rPr>
+            </w:pPr>
+            <w:r>
+              <w:rPr>
+                <w:lang w:val="en-US"/>
+              </w:rPr>
               <w:t>Example2</w:t>
             </w:r>
           </w:p>
@@ -438,88 +623,2120 @@
               <w:rPr>
                 <w:lang w:val="en-US"/>
               </w:rPr>
-              <w:t>If LMT is 1000 HKD and order price is 100 HKD for 10 quantity, order value should be calculated as below.</w:t>
-            </w:r>
-          </w:p>
-          <w:p>
-            <w:pPr>
-              <w:rPr>
-                <w:lang w:val="en-US"/>
-              </w:rPr>
-            </w:pPr>
+              <w:t>LMT is 10%</w:t>
+            </w:r>
+            <w:r>
+              <w:rPr>
+                <w:lang w:val="en-US"/>
+              </w:rPr>
+              <w:br/>
+              <w:t>Close price is 100</w:t>
+            </w:r>
+            <w:r>
+              <w:rPr>
+                <w:lang w:val="en-US"/>
+              </w:rPr>
+              <w:br/>
+              <w:t xml:space="preserve">Order limit price is </w:t>
+            </w:r>
+            <w:r>
+              <w:rPr>
+                <w:lang w:val="en-US"/>
+              </w:rPr>
+              <w:t>111</w:t>
+            </w:r>
+            <w:r>
+              <w:rPr>
+                <w:lang w:val="en-US"/>
+              </w:rPr>
+              <w:br/>
+            </w:r>
+            <w:r>
+              <w:rPr>
+                <w:lang w:val="en-US"/>
+              </w:rPr>
+              <w:t>ORD</w:t>
+            </w:r>
+            <w:r>
+              <w:rPr>
+                <w:lang w:val="en-US"/>
+              </w:rPr>
+              <w:t xml:space="preserve"> = </w:t>
+            </w:r>
+            <w:proofErr w:type="gramStart"/>
+            <w:r>
+              <w:rPr>
+                <w:lang w:val="en-US"/>
+              </w:rPr>
+              <w:t>abs</w:t>
+            </w:r>
+            <w:r>
+              <w:rPr>
+                <w:lang w:val="en-US"/>
+              </w:rPr>
+              <w:t>(</w:t>
+            </w:r>
+            <w:proofErr w:type="gramEnd"/>
+            <w:r>
+              <w:rPr>
+                <w:lang w:val="en-US"/>
+              </w:rPr>
+              <w:t xml:space="preserve">(100 – </w:t>
+            </w:r>
+            <w:r>
+              <w:rPr>
+                <w:lang w:val="en-US"/>
+              </w:rPr>
+              <w:t>111</w:t>
+            </w:r>
+            <w:r>
+              <w:rPr>
+                <w:lang w:val="en-US"/>
+              </w:rPr>
+              <w:t>)/</w:t>
+            </w:r>
+            <w:proofErr w:type="gramStart"/>
+            <w:r>
+              <w:rPr>
+                <w:lang w:val="en-US"/>
+              </w:rPr>
+              <w:t>100)*</w:t>
+            </w:r>
+            <w:proofErr w:type="gramEnd"/>
+            <w:r>
+              <w:rPr>
+                <w:lang w:val="en-US"/>
+              </w:rPr>
+              <w:t>100 = 1</w:t>
+            </w:r>
+            <w:r>
+              <w:rPr>
+                <w:lang w:val="en-US"/>
+              </w:rPr>
+              <w:t>1</w:t>
+            </w:r>
+            <w:r>
+              <w:rPr>
+                <w:lang w:val="en-US"/>
+              </w:rPr>
+              <w:t>%</w:t>
+            </w:r>
+            <w:r>
+              <w:rPr>
+                <w:lang w:val="en-US"/>
+              </w:rPr>
+              <w:br/>
+            </w:r>
+            <w:r>
+              <w:rPr>
+                <w:lang w:val="en-US"/>
+              </w:rPr>
+              <w:t xml:space="preserve">ORD </w:t>
+            </w:r>
+            <w:r>
+              <w:rPr>
+                <w:lang w:val="en-US"/>
+              </w:rPr>
+              <w:t>&gt;</w:t>
+            </w:r>
+            <w:r>
+              <w:rPr>
+                <w:lang w:val="en-US"/>
+              </w:rPr>
+              <w:t xml:space="preserve"> LMT hence order </w:t>
+            </w:r>
+            <w:r>
+              <w:rPr>
+                <w:lang w:val="en-US"/>
+              </w:rPr>
+              <w:t>is rejected</w:t>
+            </w:r>
+          </w:p>
+        </w:tc>
+      </w:tr>
+      <w:tr>
+        <w:tc>
+          <w:tcPr>
+            <w:tcW w:w="2122" w:type="dxa"/>
+          </w:tcPr>
+          <w:p>
+            <w:pPr>
+              <w:rPr>
+                <w:lang w:val="en-US"/>
+              </w:rPr>
+            </w:pPr>
+            <w:r>
+              <w:rPr>
+                <w:lang w:val="en-US"/>
+              </w:rPr>
+              <w:t>Example</w:t>
+            </w:r>
+            <w:r>
+              <w:rPr>
+                <w:lang w:val="en-US"/>
+              </w:rPr>
+              <w:t>3</w:t>
+            </w:r>
+          </w:p>
+        </w:tc>
+        <w:tc>
+          <w:tcPr>
+            <w:tcW w:w="6894" w:type="dxa"/>
+          </w:tcPr>
+          <w:p>
+            <w:pPr>
+              <w:rPr>
+                <w:lang w:val="en-US"/>
+              </w:rPr>
+            </w:pPr>
+            <w:r>
+              <w:rPr>
+                <w:lang w:val="en-US"/>
+              </w:rPr>
+              <w:t>LMT is 10%</w:t>
+            </w:r>
+            <w:r>
+              <w:rPr>
+                <w:lang w:val="en-US"/>
+              </w:rPr>
+              <w:br/>
+              <w:t>Close price is 100</w:t>
+            </w:r>
+            <w:r>
+              <w:rPr>
+                <w:lang w:val="en-US"/>
+              </w:rPr>
+              <w:br/>
+              <w:t>Order</w:t>
+            </w:r>
+            <w:r>
+              <w:rPr>
+                <w:lang w:val="en-US"/>
+              </w:rPr>
+              <w:t xml:space="preserve"> is </w:t>
+            </w:r>
+            <w:proofErr w:type="gramStart"/>
+            <w:r>
+              <w:rPr>
+                <w:lang w:val="en-US"/>
+              </w:rPr>
+              <w:t>a</w:t>
+            </w:r>
+            <w:proofErr w:type="gramEnd"/>
+            <w:r>
+              <w:rPr>
+                <w:lang w:val="en-US"/>
+              </w:rPr>
+              <w:t xml:space="preserve"> MKT order having reference price as 95</w:t>
+            </w:r>
+            <w:r>
+              <w:rPr>
+                <w:lang w:val="en-US"/>
+              </w:rPr>
+              <w:br/>
+              <w:t xml:space="preserve">ORD = </w:t>
+            </w:r>
+            <w:proofErr w:type="gramStart"/>
+            <w:r>
+              <w:rPr>
+                <w:lang w:val="en-US"/>
+              </w:rPr>
+              <w:t>abs(</w:t>
+            </w:r>
+            <w:proofErr w:type="gramEnd"/>
+            <w:r>
+              <w:rPr>
+                <w:lang w:val="en-US"/>
+              </w:rPr>
+              <w:t xml:space="preserve">(100 – </w:t>
+            </w:r>
+            <w:r>
+              <w:rPr>
+                <w:lang w:val="en-US"/>
+              </w:rPr>
+              <w:t>95</w:t>
+            </w:r>
+            <w:r>
+              <w:rPr>
+                <w:lang w:val="en-US"/>
+              </w:rPr>
+              <w:t>)/</w:t>
+            </w:r>
+            <w:proofErr w:type="gramStart"/>
+            <w:r>
+              <w:rPr>
+                <w:lang w:val="en-US"/>
+              </w:rPr>
+              <w:t>100)*</w:t>
+            </w:r>
+            <w:proofErr w:type="gramEnd"/>
+            <w:r>
+              <w:rPr>
+                <w:lang w:val="en-US"/>
+              </w:rPr>
+              <w:t xml:space="preserve">100 = </w:t>
+            </w:r>
+            <w:r>
+              <w:rPr>
+                <w:lang w:val="en-US"/>
+              </w:rPr>
+              <w:t>5</w:t>
+            </w:r>
+            <w:r>
+              <w:rPr>
+                <w:lang w:val="en-US"/>
+              </w:rPr>
+              <w:t>%</w:t>
+            </w:r>
+            <w:r>
+              <w:rPr>
+                <w:lang w:val="en-US"/>
+              </w:rPr>
+              <w:br/>
+              <w:t xml:space="preserve">ORD </w:t>
+            </w:r>
+            <w:r>
+              <w:rPr>
+                <w:lang w:val="en-US"/>
+              </w:rPr>
+              <w:t>=&lt;</w:t>
+            </w:r>
+            <w:r>
+              <w:rPr>
+                <w:lang w:val="en-US"/>
+              </w:rPr>
+              <w:t xml:space="preserve"> LMT hence order </w:t>
+            </w:r>
+            <w:r>
+              <w:rPr>
+                <w:lang w:val="en-US"/>
+              </w:rPr>
+              <w:t>passes</w:t>
+            </w:r>
+          </w:p>
+        </w:tc>
+      </w:tr>
+    </w:tbl>
+    <w:p/>
+    <w:p/>
+    <w:tbl>
+      <w:tblPr>
+        <w:tblStyle w:val="TableGrid"/>
+        <w:tblW w:w="0" w:type="auto"/>
+        <w:tblLook w:val="04A0" w:firstRow="1" w:lastRow="0" w:firstColumn="1" w:lastColumn="0" w:noHBand="0" w:noVBand="1"/>
+      </w:tblPr>
+      <w:tblGrid>
+        <w:gridCol w:w="2122"/>
+        <w:gridCol w:w="6894"/>
+      </w:tblGrid>
+      <w:tr>
+        <w:tc>
+          <w:tcPr>
+            <w:tcW w:w="2122" w:type="dxa"/>
+          </w:tcPr>
+          <w:p>
+            <w:pPr>
+              <w:rPr>
+                <w:lang w:val="en-US"/>
+              </w:rPr>
+            </w:pPr>
+            <w:r>
+              <w:rPr>
+                <w:lang w:val="en-US"/>
+              </w:rPr>
+              <w:t>Control Name</w:t>
+            </w:r>
+          </w:p>
+        </w:tc>
+        <w:tc>
+          <w:tcPr>
+            <w:tcW w:w="6894" w:type="dxa"/>
+          </w:tcPr>
+          <w:p>
+            <w:pPr>
+              <w:rPr>
+                <w:lang w:val="en-US"/>
+              </w:rPr>
+            </w:pPr>
+            <w:r>
+              <w:rPr>
+                <w:lang w:val="en-US"/>
+              </w:rPr>
+              <w:t>Last</w:t>
+            </w:r>
+            <w:r>
+              <w:rPr>
+                <w:lang w:val="en-US"/>
+              </w:rPr>
+              <w:t xml:space="preserve"> Price Tolerance (</w:t>
+            </w:r>
+            <w:proofErr w:type="spellStart"/>
+            <w:r>
+              <w:rPr>
+                <w:lang w:val="en-US"/>
+              </w:rPr>
+              <w:t>l</w:t>
+            </w:r>
+            <w:r>
+              <w:rPr>
+                <w:lang w:val="en-US"/>
+              </w:rPr>
+              <w:t>pt</w:t>
+            </w:r>
+            <w:proofErr w:type="spellEnd"/>
+            <w:r>
+              <w:rPr>
+                <w:lang w:val="en-US"/>
+              </w:rPr>
+              <w:t>)</w:t>
+            </w:r>
+          </w:p>
+        </w:tc>
+      </w:tr>
+      <w:tr>
+        <w:tc>
+          <w:tcPr>
+            <w:tcW w:w="2122" w:type="dxa"/>
+          </w:tcPr>
+          <w:p>
+            <w:pPr>
+              <w:rPr>
+                <w:lang w:val="en-US"/>
+              </w:rPr>
+            </w:pPr>
+            <w:r>
+              <w:rPr>
+                <w:lang w:val="en-US"/>
+              </w:rPr>
+              <w:lastRenderedPageBreak/>
+              <w:t>Description</w:t>
+            </w:r>
+          </w:p>
+        </w:tc>
+        <w:tc>
+          <w:tcPr>
+            <w:tcW w:w="6894" w:type="dxa"/>
+          </w:tcPr>
+          <w:p>
+            <w:pPr>
+              <w:rPr>
+                <w:lang w:val="en-US"/>
+              </w:rPr>
+            </w:pPr>
+            <w:r>
+              <w:rPr>
+                <w:lang w:val="en-US"/>
+              </w:rPr>
+              <w:t xml:space="preserve">Allows order price deviation percentage from </w:t>
+            </w:r>
+            <w:r>
+              <w:rPr>
+                <w:lang w:val="en-US"/>
+              </w:rPr>
+              <w:t>Last</w:t>
+            </w:r>
+            <w:r>
+              <w:rPr>
+                <w:lang w:val="en-US"/>
+              </w:rPr>
+              <w:t xml:space="preserve"> price till configured limit size</w:t>
+            </w:r>
+          </w:p>
+        </w:tc>
+      </w:tr>
+      <w:tr>
+        <w:tc>
+          <w:tcPr>
+            <w:tcW w:w="2122" w:type="dxa"/>
+          </w:tcPr>
+          <w:p>
+            <w:pPr>
+              <w:rPr>
+                <w:lang w:val="en-US"/>
+              </w:rPr>
+            </w:pPr>
+            <w:r>
+              <w:rPr>
+                <w:lang w:val="en-US"/>
+              </w:rPr>
+              <w:t>Working</w:t>
+            </w:r>
+          </w:p>
+        </w:tc>
+        <w:tc>
+          <w:tcPr>
+            <w:tcW w:w="6894" w:type="dxa"/>
+          </w:tcPr>
+          <w:p>
+            <w:pPr>
+              <w:rPr>
+                <w:lang w:val="en-US"/>
+              </w:rPr>
+            </w:pPr>
+            <w:r>
+              <w:rPr>
+                <w:lang w:val="en-US"/>
+              </w:rPr>
+              <w:t xml:space="preserve">If Limit / LMT is 10, order value </w:t>
+            </w:r>
+            <w:proofErr w:type="gramStart"/>
+            <w:r>
+              <w:rPr>
+                <w:lang w:val="en-US"/>
+              </w:rPr>
+              <w:t>are</w:t>
+            </w:r>
+            <w:proofErr w:type="gramEnd"/>
+            <w:r>
+              <w:rPr>
+                <w:lang w:val="en-US"/>
+              </w:rPr>
+              <w:t xml:space="preserve"> allowed till 10% away from </w:t>
+            </w:r>
+            <w:r>
+              <w:rPr>
+                <w:lang w:val="en-US"/>
+              </w:rPr>
+              <w:t>Last</w:t>
+            </w:r>
+            <w:r>
+              <w:rPr>
+                <w:lang w:val="en-US"/>
+              </w:rPr>
+              <w:t xml:space="preserve"> price on both aggressive and passive side. Order price beyond Limit % will be rejected.</w:t>
+            </w:r>
+          </w:p>
+          <w:p>
+            <w:pPr>
+              <w:rPr>
+                <w:lang w:val="en-US"/>
+              </w:rPr>
+            </w:pPr>
+          </w:p>
+          <w:p>
+            <w:pPr>
+              <w:rPr>
+                <w:lang w:val="en-US"/>
+              </w:rPr>
+            </w:pPr>
+            <w:r>
+              <w:rPr>
+                <w:lang w:val="en-US"/>
+              </w:rPr>
+              <w:t xml:space="preserve">LMT value should be taken from </w:t>
+            </w:r>
+            <w:r>
+              <w:rPr>
+                <w:lang w:val="en-US"/>
+              </w:rPr>
+              <w:t>Last</w:t>
+            </w:r>
+            <w:proofErr w:type="spellStart"/>
+            <w:r>
+              <w:t>PriceTolerance</w:t>
+            </w:r>
+            <w:proofErr w:type="spellEnd"/>
+            <w:r>
+              <w:t xml:space="preserve"> in RMS limits</w:t>
+            </w:r>
+            <w:r>
+              <w:rPr>
+                <w:lang w:val="en-US"/>
+              </w:rPr>
+              <w:br/>
+            </w:r>
+          </w:p>
+          <w:p>
+            <w:pPr>
+              <w:rPr>
+                <w:lang w:val="en-US"/>
+              </w:rPr>
+            </w:pPr>
+            <w:proofErr w:type="gramStart"/>
+            <w:r>
+              <w:rPr>
+                <w:lang w:val="en-US"/>
+              </w:rPr>
+              <w:t>LPT</w:t>
+            </w:r>
+            <w:r>
+              <w:rPr>
+                <w:lang w:val="en-US"/>
+              </w:rPr>
+              <w:t xml:space="preserve">  =</w:t>
+            </w:r>
+            <w:proofErr w:type="gramEnd"/>
+            <w:r>
+              <w:rPr>
+                <w:lang w:val="en-US"/>
+              </w:rPr>
+              <w:t xml:space="preserve"> </w:t>
+            </w:r>
+            <w:proofErr w:type="gramStart"/>
+            <w:r>
+              <w:rPr>
+                <w:lang w:val="en-US"/>
+              </w:rPr>
+              <w:t>abs(</w:t>
+            </w:r>
+            <w:proofErr w:type="gramEnd"/>
+            <w:r>
+              <w:rPr>
+                <w:lang w:val="en-US"/>
+              </w:rPr>
+              <w:t>(</w:t>
+            </w:r>
+            <w:r>
+              <w:rPr>
+                <w:lang w:val="en-US"/>
+              </w:rPr>
+              <w:t>Last</w:t>
+            </w:r>
+            <w:r>
+              <w:rPr>
+                <w:lang w:val="en-US"/>
+              </w:rPr>
+              <w:t xml:space="preserve"> price - Reference price) / </w:t>
+            </w:r>
+            <w:r>
+              <w:rPr>
+                <w:lang w:val="en-US"/>
+              </w:rPr>
+              <w:t>Last</w:t>
+            </w:r>
+            <w:r>
+              <w:rPr>
+                <w:lang w:val="en-US"/>
+              </w:rPr>
+              <w:t xml:space="preserve"> price) *100</w:t>
+            </w:r>
+          </w:p>
+          <w:p>
+            <w:pPr>
+              <w:rPr>
+                <w:lang w:val="en-US"/>
+              </w:rPr>
+            </w:pPr>
+            <w:r>
+              <w:rPr>
+                <w:lang w:val="en-US"/>
+              </w:rPr>
+              <w:t>Reference price = For Limit order it is Limit price</w:t>
+            </w:r>
+          </w:p>
+          <w:p>
+            <w:pPr>
+              <w:rPr>
+                <w:lang w:val="en-US"/>
+              </w:rPr>
+            </w:pPr>
+            <w:r>
+              <w:rPr>
+                <w:lang w:val="en-US"/>
+              </w:rPr>
+              <w:t xml:space="preserve">For Market orders, it is Bo/Ask for Buy side and Bb/Bid for Sell Side orders, in absence of Ask/Bid prices, it should </w:t>
+            </w:r>
+            <w:proofErr w:type="spellStart"/>
+            <w:r>
+              <w:rPr>
+                <w:lang w:val="en-US"/>
+              </w:rPr>
+              <w:t>fallback</w:t>
+            </w:r>
+            <w:proofErr w:type="spellEnd"/>
+            <w:r>
+              <w:rPr>
+                <w:lang w:val="en-US"/>
+              </w:rPr>
+              <w:t xml:space="preserve"> to last and then fallback to open and should use close price if all other prices are unavailable.</w:t>
+            </w:r>
+          </w:p>
+          <w:p>
+            <w:pPr>
+              <w:rPr>
+                <w:lang w:val="en-US"/>
+              </w:rPr>
+            </w:pPr>
+            <w:r>
+              <w:rPr>
+                <w:lang w:val="en-US"/>
+              </w:rPr>
+              <w:br/>
+              <w:t>ORD is order value, LMT is limit value</w:t>
+            </w:r>
+            <w:r>
+              <w:rPr>
+                <w:lang w:val="en-US"/>
+              </w:rPr>
+              <w:br/>
+              <w:t>Pass: ORD =&lt; LMT</w:t>
+            </w:r>
+          </w:p>
+          <w:p>
+            <w:pPr>
+              <w:rPr>
+                <w:lang w:val="en-US"/>
+              </w:rPr>
+            </w:pPr>
+            <w:r>
+              <w:rPr>
+                <w:lang w:val="en-US"/>
+              </w:rPr>
+              <w:t>Fail: ORD &gt; LMT</w:t>
+            </w:r>
+          </w:p>
+        </w:tc>
+      </w:tr>
+      <w:tr>
+        <w:tc>
+          <w:tcPr>
+            <w:tcW w:w="2122" w:type="dxa"/>
+          </w:tcPr>
+          <w:p>
+            <w:pPr>
+              <w:rPr>
+                <w:lang w:val="en-US"/>
+              </w:rPr>
+            </w:pPr>
+            <w:r>
+              <w:rPr>
+                <w:lang w:val="en-US"/>
+              </w:rPr>
+              <w:t>Config</w:t>
+            </w:r>
+          </w:p>
+        </w:tc>
+        <w:tc>
+          <w:tcPr>
+            <w:tcW w:w="6894" w:type="dxa"/>
+          </w:tcPr>
+          <w:p>
+            <w:pPr>
+              <w:rPr>
+                <w:lang w:val="en-US"/>
+              </w:rPr>
+            </w:pPr>
+            <w:r>
+              <w:rPr>
+                <w:lang w:val="en-US"/>
+              </w:rPr>
+              <w:t xml:space="preserve">lpt_xsession1, </w:t>
+            </w:r>
+            <w:r>
+              <w:rPr>
+                <w:lang w:val="en-US"/>
+              </w:rPr>
+              <w:t>lpt_xsession</w:t>
+            </w:r>
+            <w:r>
+              <w:rPr>
+                <w:lang w:val="en-US"/>
+              </w:rPr>
+              <w:t xml:space="preserve">2, </w:t>
+            </w:r>
+            <w:r>
+              <w:rPr>
+                <w:lang w:val="en-US"/>
+              </w:rPr>
+              <w:t>lpt_xsession</w:t>
+            </w:r>
+            <w:r>
+              <w:rPr>
+                <w:lang w:val="en-US"/>
+              </w:rPr>
+              <w:t>3</w:t>
+            </w:r>
+            <w:r>
+              <w:rPr>
+                <w:lang w:val="en-US"/>
+              </w:rPr>
+              <w:br/>
+              <w:t xml:space="preserve">Based on the above config, last price can be </w:t>
+            </w:r>
+            <w:proofErr w:type="spellStart"/>
+            <w:r>
+              <w:rPr>
+                <w:lang w:val="en-US"/>
+              </w:rPr>
+              <w:t>overrriden</w:t>
+            </w:r>
+            <w:proofErr w:type="spellEnd"/>
+            <w:r>
+              <w:rPr>
+                <w:lang w:val="en-US"/>
+              </w:rPr>
+              <w:t xml:space="preserve"> with the configured price</w:t>
+            </w:r>
+          </w:p>
+        </w:tc>
+      </w:tr>
+      <w:tr>
+        <w:tc>
+          <w:tcPr>
+            <w:tcW w:w="2122" w:type="dxa"/>
+          </w:tcPr>
+          <w:p>
+            <w:pPr>
+              <w:rPr>
+                <w:lang w:val="en-US"/>
+              </w:rPr>
+            </w:pPr>
+            <w:r>
+              <w:rPr>
+                <w:lang w:val="en-US"/>
+              </w:rPr>
+              <w:t>Rejection message</w:t>
+            </w:r>
+          </w:p>
+        </w:tc>
+        <w:tc>
+          <w:tcPr>
+            <w:tcW w:w="6894" w:type="dxa"/>
+          </w:tcPr>
+          <w:p>
+            <w:pPr>
+              <w:rPr>
+                <w:lang w:val="en-US"/>
+              </w:rPr>
+            </w:pPr>
+            <w:r>
+              <w:rPr>
+                <w:lang w:val="en-US"/>
+              </w:rPr>
+              <w:t>Last</w:t>
+            </w:r>
+            <w:r>
+              <w:rPr>
+                <w:lang w:val="en-US"/>
+              </w:rPr>
+              <w:t xml:space="preserve"> Price Tolerance exceeds limit, LMT=$LMT, ORD=$ORD</w:t>
+            </w:r>
+          </w:p>
+        </w:tc>
+      </w:tr>
+      <w:tr>
+        <w:tc>
+          <w:tcPr>
+            <w:tcW w:w="2122" w:type="dxa"/>
+          </w:tcPr>
+          <w:p>
+            <w:pPr>
+              <w:rPr>
+                <w:lang w:val="en-US"/>
+              </w:rPr>
+            </w:pPr>
+            <w:r>
+              <w:rPr>
+                <w:lang w:val="en-US"/>
+              </w:rPr>
+              <w:t>Exception handling</w:t>
+            </w:r>
+          </w:p>
+        </w:tc>
+        <w:tc>
+          <w:tcPr>
+            <w:tcW w:w="6894" w:type="dxa"/>
+          </w:tcPr>
+          <w:p>
             <w:r>
               <w:rPr>
                 <w:lang w:val="en-US"/>
               </w:rPr>
               <w:t xml:space="preserve">If </w:t>
             </w:r>
+            <w:r>
+              <w:rPr>
+                <w:lang w:val="en-US"/>
+              </w:rPr>
+              <w:t>Last</w:t>
+            </w:r>
+            <w:r>
+              <w:rPr>
+                <w:lang w:val="en-US"/>
+              </w:rPr>
+              <w:t xml:space="preserve"> price is not available, based on </w:t>
+            </w:r>
             <w:proofErr w:type="spellStart"/>
             <w:r>
-              <w:rPr>
-                <w:lang w:val="en-US"/>
-              </w:rPr>
-              <w:t>xr</w:t>
+              <w:t>invalid_</w:t>
+            </w:r>
+            <w:r>
+              <w:t>last</w:t>
+            </w:r>
+            <w:r>
+              <w:t>_price_action</w:t>
             </w:r>
             <w:proofErr w:type="spellEnd"/>
-            <w:r>
-              <w:rPr>
-                <w:lang w:val="en-US"/>
-              </w:rPr>
-              <w:t xml:space="preserve"> rate is 0.13 (to be get from </w:t>
+          </w:p>
+          <w:p>
+            <w:r>
+              <w:t>Config in limitchecker.ini.</w:t>
+            </w:r>
+            <w:r>
+              <w:br/>
+              <w:t xml:space="preserve">If </w:t>
             </w:r>
             <w:proofErr w:type="spellStart"/>
             <w:r>
-              <w:rPr>
-                <w:lang w:val="en-US"/>
-              </w:rPr>
-              <w:t>yfinance</w:t>
+              <w:t>invalid_</w:t>
+            </w:r>
+            <w:r>
+              <w:t>last</w:t>
+            </w:r>
+            <w:r>
+              <w:t>_price_action</w:t>
             </w:r>
             <w:proofErr w:type="spellEnd"/>
             <w:r>
-              <w:rPr>
-                <w:lang w:val="en-US"/>
-              </w:rPr>
-              <w:t xml:space="preserve"> as HKD=X as ticker to get </w:t>
+              <w:t xml:space="preserve"> = ignore, pass the control with message. “</w:t>
+            </w:r>
+            <w:r>
+              <w:t>Last</w:t>
+            </w:r>
+            <w:r>
+              <w:t xml:space="preserve"> price is missing”</w:t>
+            </w:r>
+          </w:p>
+          <w:p>
+            <w:pPr>
+              <w:rPr>
+                <w:lang w:val="en-US"/>
+              </w:rPr>
+            </w:pPr>
+            <w:r>
+              <w:t xml:space="preserve">If </w:t>
             </w:r>
             <w:proofErr w:type="spellStart"/>
             <w:r>
-              <w:rPr>
-                <w:lang w:val="en-US"/>
-              </w:rPr>
-              <w:t>fx</w:t>
+              <w:t>invalid_</w:t>
+            </w:r>
+            <w:r>
+              <w:t>last</w:t>
+            </w:r>
+            <w:r>
+              <w:t>_price_action</w:t>
             </w:r>
             <w:proofErr w:type="spellEnd"/>
             <w:r>
-              <w:rPr>
-                <w:lang w:val="en-US"/>
-              </w:rPr>
-              <w:t xml:space="preserve"> price)</w:t>
-            </w:r>
-          </w:p>
-          <w:p>
-            <w:pPr>
-              <w:rPr>
-                <w:lang w:val="en-US"/>
-              </w:rPr>
-            </w:pPr>
-            <w:r>
-              <w:rPr>
-                <w:lang w:val="en-US"/>
-              </w:rPr>
-              <w:t>LMT: 1000 USD</w:t>
-            </w:r>
-          </w:p>
-          <w:p>
-            <w:pPr>
-              <w:rPr>
-                <w:lang w:val="en-US"/>
-              </w:rPr>
-            </w:pPr>
-            <w:r>
-              <w:rPr>
-                <w:lang w:val="en-US"/>
-              </w:rPr>
-              <w:t>ORD: 10 * 100 * 1 (as LMT currency is same as Order currency) = 1000 HKD</w:t>
+              <w:t xml:space="preserve"> = reject, reject the control with message. “</w:t>
+            </w:r>
+            <w:r>
+              <w:t>Last</w:t>
+            </w:r>
+            <w:r>
+              <w:t xml:space="preserve"> price is missing”</w:t>
+            </w:r>
+          </w:p>
+        </w:tc>
+      </w:tr>
+      <w:tr>
+        <w:tc>
+          <w:tcPr>
+            <w:tcW w:w="2122" w:type="dxa"/>
+          </w:tcPr>
+          <w:p>
+            <w:pPr>
+              <w:rPr>
+                <w:lang w:val="en-US"/>
+              </w:rPr>
+            </w:pPr>
+            <w:r>
+              <w:rPr>
+                <w:lang w:val="en-US"/>
+              </w:rPr>
+              <w:t>Example1</w:t>
+            </w:r>
+          </w:p>
+        </w:tc>
+        <w:tc>
+          <w:tcPr>
+            <w:tcW w:w="6894" w:type="dxa"/>
+          </w:tcPr>
+          <w:p>
+            <w:pPr>
+              <w:rPr>
+                <w:lang w:val="en-US"/>
+              </w:rPr>
+            </w:pPr>
+            <w:r>
+              <w:rPr>
+                <w:lang w:val="en-US"/>
+              </w:rPr>
+              <w:t>LMT is 10%</w:t>
+            </w:r>
+            <w:r>
+              <w:rPr>
+                <w:lang w:val="en-US"/>
+              </w:rPr>
+              <w:br/>
+            </w:r>
+            <w:r>
+              <w:rPr>
+                <w:lang w:val="en-US"/>
+              </w:rPr>
+              <w:t>Last</w:t>
+            </w:r>
+            <w:r>
+              <w:rPr>
+                <w:lang w:val="en-US"/>
+              </w:rPr>
+              <w:t xml:space="preserve"> price is 100</w:t>
+            </w:r>
+            <w:r>
+              <w:rPr>
+                <w:lang w:val="en-US"/>
+              </w:rPr>
+              <w:br/>
+              <w:t>Order limit price is 90</w:t>
+            </w:r>
+            <w:r>
+              <w:rPr>
+                <w:lang w:val="en-US"/>
+              </w:rPr>
+              <w:br/>
+              <w:t xml:space="preserve">ORD = </w:t>
+            </w:r>
+            <w:proofErr w:type="gramStart"/>
+            <w:r>
+              <w:rPr>
+                <w:lang w:val="en-US"/>
+              </w:rPr>
+              <w:t>abs(</w:t>
+            </w:r>
+            <w:proofErr w:type="gramEnd"/>
+            <w:r>
+              <w:rPr>
+                <w:lang w:val="en-US"/>
+              </w:rPr>
+              <w:t>(100 – 90)/</w:t>
+            </w:r>
+            <w:proofErr w:type="gramStart"/>
+            <w:r>
+              <w:rPr>
+                <w:lang w:val="en-US"/>
+              </w:rPr>
+              <w:t>100)*</w:t>
+            </w:r>
+            <w:proofErr w:type="gramEnd"/>
+            <w:r>
+              <w:rPr>
+                <w:lang w:val="en-US"/>
+              </w:rPr>
+              <w:t>100 = 10%</w:t>
+            </w:r>
+            <w:r>
+              <w:rPr>
+                <w:lang w:val="en-US"/>
+              </w:rPr>
+              <w:br/>
+              <w:t>ORD =&lt; LMT hence order passes</w:t>
+            </w:r>
+          </w:p>
+        </w:tc>
+      </w:tr>
+      <w:tr>
+        <w:tc>
+          <w:tcPr>
+            <w:tcW w:w="2122" w:type="dxa"/>
+          </w:tcPr>
+          <w:p>
+            <w:pPr>
+              <w:rPr>
+                <w:lang w:val="en-US"/>
+              </w:rPr>
+            </w:pPr>
+            <w:r>
+              <w:rPr>
+                <w:lang w:val="en-US"/>
+              </w:rPr>
+              <w:t>Example2</w:t>
+            </w:r>
+          </w:p>
+        </w:tc>
+        <w:tc>
+          <w:tcPr>
+            <w:tcW w:w="6894" w:type="dxa"/>
+          </w:tcPr>
+          <w:p>
+            <w:pPr>
+              <w:rPr>
+                <w:lang w:val="en-US"/>
+              </w:rPr>
+            </w:pPr>
+            <w:r>
+              <w:rPr>
+                <w:lang w:val="en-US"/>
+              </w:rPr>
+              <w:t>LMT is 10%</w:t>
+            </w:r>
+            <w:r>
+              <w:rPr>
+                <w:lang w:val="en-US"/>
+              </w:rPr>
+              <w:br/>
+            </w:r>
+            <w:r>
+              <w:rPr>
+                <w:lang w:val="en-US"/>
+              </w:rPr>
+              <w:t>Last</w:t>
+            </w:r>
+            <w:r>
+              <w:rPr>
+                <w:lang w:val="en-US"/>
+              </w:rPr>
+              <w:t xml:space="preserve"> price is 100</w:t>
+            </w:r>
+            <w:r>
+              <w:rPr>
+                <w:lang w:val="en-US"/>
+              </w:rPr>
+              <w:br/>
+              <w:t>Order limit price is 111</w:t>
+            </w:r>
+            <w:r>
+              <w:rPr>
+                <w:lang w:val="en-US"/>
+              </w:rPr>
+              <w:br/>
+              <w:t xml:space="preserve">ORD = </w:t>
+            </w:r>
+            <w:proofErr w:type="gramStart"/>
+            <w:r>
+              <w:rPr>
+                <w:lang w:val="en-US"/>
+              </w:rPr>
+              <w:t>abs(</w:t>
+            </w:r>
+            <w:proofErr w:type="gramEnd"/>
+            <w:r>
+              <w:rPr>
+                <w:lang w:val="en-US"/>
+              </w:rPr>
+              <w:t>(100 – 111)/</w:t>
+            </w:r>
+            <w:proofErr w:type="gramStart"/>
+            <w:r>
+              <w:rPr>
+                <w:lang w:val="en-US"/>
+              </w:rPr>
+              <w:t>100)*</w:t>
+            </w:r>
+            <w:proofErr w:type="gramEnd"/>
+            <w:r>
+              <w:rPr>
+                <w:lang w:val="en-US"/>
+              </w:rPr>
+              <w:t>100 = 11%</w:t>
+            </w:r>
+            <w:r>
+              <w:rPr>
+                <w:lang w:val="en-US"/>
+              </w:rPr>
+              <w:br/>
+              <w:t>ORD &gt; LMT hence order is rejected</w:t>
+            </w:r>
+          </w:p>
+        </w:tc>
+      </w:tr>
+      <w:tr>
+        <w:tc>
+          <w:tcPr>
+            <w:tcW w:w="2122" w:type="dxa"/>
+          </w:tcPr>
+          <w:p>
+            <w:pPr>
+              <w:rPr>
+                <w:lang w:val="en-US"/>
+              </w:rPr>
+            </w:pPr>
+            <w:r>
+              <w:rPr>
+                <w:lang w:val="en-US"/>
+              </w:rPr>
+              <w:t>Example3</w:t>
+            </w:r>
+          </w:p>
+        </w:tc>
+        <w:tc>
+          <w:tcPr>
+            <w:tcW w:w="6894" w:type="dxa"/>
+          </w:tcPr>
+          <w:p>
+            <w:pPr>
+              <w:rPr>
+                <w:lang w:val="en-US"/>
+              </w:rPr>
+            </w:pPr>
+            <w:r>
+              <w:rPr>
+                <w:lang w:val="en-US"/>
+              </w:rPr>
+              <w:t>LMT is 10%</w:t>
+            </w:r>
+            <w:r>
+              <w:rPr>
+                <w:lang w:val="en-US"/>
+              </w:rPr>
+              <w:br/>
+            </w:r>
+            <w:r>
+              <w:rPr>
+                <w:lang w:val="en-US"/>
+              </w:rPr>
+              <w:t>Last</w:t>
+            </w:r>
+            <w:r>
+              <w:rPr>
+                <w:lang w:val="en-US"/>
+              </w:rPr>
+              <w:t xml:space="preserve"> price is 100</w:t>
+            </w:r>
+            <w:r>
+              <w:rPr>
+                <w:lang w:val="en-US"/>
+              </w:rPr>
+              <w:br/>
+              <w:t xml:space="preserve">Order is </w:t>
+            </w:r>
+            <w:proofErr w:type="gramStart"/>
+            <w:r>
+              <w:rPr>
+                <w:lang w:val="en-US"/>
+              </w:rPr>
+              <w:t>a</w:t>
+            </w:r>
+            <w:proofErr w:type="gramEnd"/>
+            <w:r>
+              <w:rPr>
+                <w:lang w:val="en-US"/>
+              </w:rPr>
+              <w:t xml:space="preserve"> MKT order having reference price as 95</w:t>
+            </w:r>
+            <w:r>
+              <w:rPr>
+                <w:lang w:val="en-US"/>
+              </w:rPr>
+              <w:br/>
+              <w:t xml:space="preserve">ORD = </w:t>
+            </w:r>
+            <w:proofErr w:type="gramStart"/>
+            <w:r>
+              <w:rPr>
+                <w:lang w:val="en-US"/>
+              </w:rPr>
+              <w:t>abs(</w:t>
+            </w:r>
+            <w:proofErr w:type="gramEnd"/>
+            <w:r>
+              <w:rPr>
+                <w:lang w:val="en-US"/>
+              </w:rPr>
+              <w:t>(100 – 95)/</w:t>
+            </w:r>
+            <w:proofErr w:type="gramStart"/>
+            <w:r>
+              <w:rPr>
+                <w:lang w:val="en-US"/>
+              </w:rPr>
+              <w:t>100)*</w:t>
+            </w:r>
+            <w:proofErr w:type="gramEnd"/>
+            <w:r>
+              <w:rPr>
+                <w:lang w:val="en-US"/>
+              </w:rPr>
+              <w:t>100 = 5%</w:t>
+            </w:r>
+            <w:r>
+              <w:rPr>
+                <w:lang w:val="en-US"/>
+              </w:rPr>
+              <w:br/>
+              <w:t>ORD =&lt; LMT hence order passes</w:t>
+            </w:r>
+          </w:p>
+        </w:tc>
+      </w:tr>
+    </w:tbl>
+    <w:p/>
+    <w:p/>
+    <w:tbl>
+      <w:tblPr>
+        <w:tblStyle w:val="TableGrid"/>
+        <w:tblW w:w="0" w:type="auto"/>
+        <w:tblLook w:val="04A0" w:firstRow="1" w:lastRow="0" w:firstColumn="1" w:lastColumn="0" w:noHBand="0" w:noVBand="1"/>
+      </w:tblPr>
+      <w:tblGrid>
+        <w:gridCol w:w="2122"/>
+        <w:gridCol w:w="6894"/>
+      </w:tblGrid>
+      <w:tr>
+        <w:tc>
+          <w:tcPr>
+            <w:tcW w:w="2122" w:type="dxa"/>
+          </w:tcPr>
+          <w:p>
+            <w:pPr>
+              <w:rPr>
+                <w:lang w:val="en-US"/>
+              </w:rPr>
+            </w:pPr>
+            <w:r>
+              <w:rPr>
+                <w:lang w:val="en-US"/>
+              </w:rPr>
+              <w:lastRenderedPageBreak/>
+              <w:t>Control Name</w:t>
+            </w:r>
+          </w:p>
+        </w:tc>
+        <w:tc>
+          <w:tcPr>
+            <w:tcW w:w="6894" w:type="dxa"/>
+          </w:tcPr>
+          <w:p>
+            <w:pPr>
+              <w:rPr>
+                <w:lang w:val="en-US"/>
+              </w:rPr>
+            </w:pPr>
+            <w:r>
+              <w:rPr>
+                <w:lang w:val="en-US"/>
+              </w:rPr>
+              <w:t>BBO</w:t>
+            </w:r>
+            <w:r>
+              <w:rPr>
+                <w:lang w:val="en-US"/>
+              </w:rPr>
+              <w:t xml:space="preserve"> Price Tolerance (</w:t>
+            </w:r>
+            <w:proofErr w:type="spellStart"/>
+            <w:r>
+              <w:rPr>
+                <w:lang w:val="en-US"/>
+              </w:rPr>
+              <w:t>cpt</w:t>
+            </w:r>
+            <w:proofErr w:type="spellEnd"/>
+            <w:r>
+              <w:rPr>
+                <w:lang w:val="en-US"/>
+              </w:rPr>
+              <w:t>)</w:t>
+            </w:r>
+          </w:p>
+        </w:tc>
+      </w:tr>
+      <w:tr>
+        <w:tc>
+          <w:tcPr>
+            <w:tcW w:w="2122" w:type="dxa"/>
+          </w:tcPr>
+          <w:p>
+            <w:pPr>
+              <w:rPr>
+                <w:lang w:val="en-US"/>
+              </w:rPr>
+            </w:pPr>
+            <w:r>
+              <w:rPr>
+                <w:lang w:val="en-US"/>
+              </w:rPr>
+              <w:t>Description</w:t>
+            </w:r>
+          </w:p>
+        </w:tc>
+        <w:tc>
+          <w:tcPr>
+            <w:tcW w:w="6894" w:type="dxa"/>
+          </w:tcPr>
+          <w:p>
+            <w:pPr>
+              <w:rPr>
+                <w:lang w:val="en-US"/>
+              </w:rPr>
+            </w:pPr>
+            <w:r>
+              <w:rPr>
+                <w:lang w:val="en-US"/>
+              </w:rPr>
+              <w:t xml:space="preserve">Allows order price deviation percentage from </w:t>
+            </w:r>
+            <w:proofErr w:type="spellStart"/>
+            <w:r>
+              <w:rPr>
+                <w:lang w:val="en-US"/>
+              </w:rPr>
+              <w:t>BestBid</w:t>
+            </w:r>
+            <w:proofErr w:type="spellEnd"/>
+            <w:r>
+              <w:rPr>
+                <w:lang w:val="en-US"/>
+              </w:rPr>
+              <w:t xml:space="preserve">/Bid (for sell) or </w:t>
+            </w:r>
+            <w:proofErr w:type="spellStart"/>
+            <w:r>
+              <w:rPr>
+                <w:lang w:val="en-US"/>
+              </w:rPr>
+              <w:t>BestOffer</w:t>
+            </w:r>
+            <w:proofErr w:type="spellEnd"/>
+            <w:r>
+              <w:rPr>
+                <w:lang w:val="en-US"/>
+              </w:rPr>
+              <w:t>/Ask (for buy)</w:t>
+            </w:r>
+            <w:r>
+              <w:rPr>
+                <w:lang w:val="en-US"/>
+              </w:rPr>
+              <w:t xml:space="preserve"> price till configured limit size</w:t>
+            </w:r>
+          </w:p>
+        </w:tc>
+      </w:tr>
+      <w:tr>
+        <w:tc>
+          <w:tcPr>
+            <w:tcW w:w="2122" w:type="dxa"/>
+          </w:tcPr>
+          <w:p>
+            <w:pPr>
+              <w:rPr>
+                <w:lang w:val="en-US"/>
+              </w:rPr>
+            </w:pPr>
+            <w:r>
+              <w:rPr>
+                <w:lang w:val="en-US"/>
+              </w:rPr>
+              <w:t>Working</w:t>
+            </w:r>
+          </w:p>
+        </w:tc>
+        <w:tc>
+          <w:tcPr>
+            <w:tcW w:w="6894" w:type="dxa"/>
+          </w:tcPr>
+          <w:p>
+            <w:pPr>
+              <w:rPr>
+                <w:lang w:val="en-US"/>
+              </w:rPr>
+            </w:pPr>
+            <w:r>
+              <w:rPr>
+                <w:lang w:val="en-US"/>
+              </w:rPr>
+              <w:t xml:space="preserve">If Limit / LMT is 10, order value </w:t>
+            </w:r>
+            <w:proofErr w:type="gramStart"/>
+            <w:r>
+              <w:rPr>
+                <w:lang w:val="en-US"/>
+              </w:rPr>
+              <w:t>are</w:t>
+            </w:r>
+            <w:proofErr w:type="gramEnd"/>
+            <w:r>
+              <w:rPr>
+                <w:lang w:val="en-US"/>
+              </w:rPr>
+              <w:t xml:space="preserve"> allowed till 10% away from </w:t>
+            </w:r>
+            <w:r>
+              <w:rPr>
+                <w:lang w:val="en-US"/>
+              </w:rPr>
+              <w:t>Bid/Ask</w:t>
+            </w:r>
+            <w:r>
+              <w:rPr>
+                <w:lang w:val="en-US"/>
+              </w:rPr>
+              <w:t xml:space="preserve"> price on both aggressive and passive side. Order price beyond Limit % will be rejected.</w:t>
+            </w:r>
+          </w:p>
+          <w:p>
+            <w:pPr>
+              <w:rPr>
+                <w:lang w:val="en-US"/>
+              </w:rPr>
+            </w:pPr>
+          </w:p>
+          <w:p>
+            <w:r>
+              <w:rPr>
+                <w:lang w:val="en-US"/>
+              </w:rPr>
+              <w:t xml:space="preserve">LMT value should be taken from </w:t>
+            </w:r>
+            <w:proofErr w:type="spellStart"/>
+            <w:r>
+              <w:t>BBOPriceTolerance</w:t>
+            </w:r>
+            <w:proofErr w:type="spellEnd"/>
+          </w:p>
+          <w:p>
+            <w:pPr>
+              <w:rPr>
+                <w:lang w:val="en-US"/>
+              </w:rPr>
+            </w:pPr>
+            <w:r>
+              <w:t>in RMS limits</w:t>
+            </w:r>
+          </w:p>
+          <w:p>
+            <w:pPr>
+              <w:rPr>
+                <w:lang w:val="en-US"/>
+              </w:rPr>
+            </w:pPr>
+          </w:p>
+          <w:p>
+            <w:pPr>
+              <w:rPr>
+                <w:lang w:val="en-US"/>
+              </w:rPr>
+            </w:pPr>
+            <w:r>
+              <w:rPr>
+                <w:lang w:val="en-US"/>
+              </w:rPr>
+              <w:t xml:space="preserve">BBO for Buy </w:t>
+            </w:r>
+            <w:proofErr w:type="gramStart"/>
+            <w:r>
+              <w:rPr>
+                <w:lang w:val="en-US"/>
+              </w:rPr>
+              <w:t>orders</w:t>
+            </w:r>
+            <w:r>
+              <w:rPr>
+                <w:lang w:val="en-US"/>
+              </w:rPr>
+              <w:t xml:space="preserve">  =</w:t>
+            </w:r>
+            <w:proofErr w:type="gramEnd"/>
+            <w:r>
+              <w:rPr>
+                <w:lang w:val="en-US"/>
+              </w:rPr>
+              <w:t xml:space="preserve"> </w:t>
+            </w:r>
+            <w:proofErr w:type="gramStart"/>
+            <w:r>
+              <w:rPr>
+                <w:lang w:val="en-US"/>
+              </w:rPr>
+              <w:t>abs(</w:t>
+            </w:r>
+            <w:proofErr w:type="gramEnd"/>
+            <w:r>
+              <w:rPr>
+                <w:lang w:val="en-US"/>
+              </w:rPr>
+              <w:t>(</w:t>
+            </w:r>
+            <w:r>
+              <w:rPr>
+                <w:lang w:val="en-US"/>
+              </w:rPr>
+              <w:t>Ask</w:t>
+            </w:r>
+            <w:r>
+              <w:rPr>
+                <w:lang w:val="en-US"/>
+              </w:rPr>
+              <w:t xml:space="preserve"> price - Reference price) / </w:t>
+            </w:r>
+            <w:r>
+              <w:rPr>
+                <w:lang w:val="en-US"/>
+              </w:rPr>
+              <w:t>Ask</w:t>
+            </w:r>
+            <w:r>
+              <w:rPr>
+                <w:lang w:val="en-US"/>
+              </w:rPr>
+              <w:t xml:space="preserve"> price) *100</w:t>
+            </w:r>
+          </w:p>
+          <w:p>
+            <w:pPr>
+              <w:rPr>
+                <w:lang w:val="en-US"/>
+              </w:rPr>
+            </w:pPr>
+            <w:r>
+              <w:rPr>
+                <w:lang w:val="en-US"/>
+              </w:rPr>
+              <w:t xml:space="preserve">BBO for </w:t>
+            </w:r>
+            <w:r>
+              <w:rPr>
+                <w:lang w:val="en-US"/>
+              </w:rPr>
+              <w:t>Sell</w:t>
+            </w:r>
+            <w:r>
+              <w:rPr>
+                <w:lang w:val="en-US"/>
+              </w:rPr>
+              <w:t xml:space="preserve"> </w:t>
+            </w:r>
+            <w:proofErr w:type="gramStart"/>
+            <w:r>
+              <w:rPr>
+                <w:lang w:val="en-US"/>
+              </w:rPr>
+              <w:t>orders  =</w:t>
+            </w:r>
+            <w:proofErr w:type="gramEnd"/>
+            <w:r>
+              <w:rPr>
+                <w:lang w:val="en-US"/>
+              </w:rPr>
+              <w:t xml:space="preserve"> </w:t>
+            </w:r>
+            <w:proofErr w:type="gramStart"/>
+            <w:r>
+              <w:rPr>
+                <w:lang w:val="en-US"/>
+              </w:rPr>
+              <w:t>abs(</w:t>
+            </w:r>
+            <w:proofErr w:type="gramEnd"/>
+            <w:r>
+              <w:rPr>
+                <w:lang w:val="en-US"/>
+              </w:rPr>
+              <w:t>(</w:t>
+            </w:r>
+            <w:r>
+              <w:rPr>
+                <w:lang w:val="en-US"/>
+              </w:rPr>
+              <w:t>Bid</w:t>
+            </w:r>
+            <w:r>
+              <w:rPr>
+                <w:lang w:val="en-US"/>
+              </w:rPr>
+              <w:t xml:space="preserve"> price - Reference price) / </w:t>
+            </w:r>
+            <w:r>
+              <w:rPr>
+                <w:lang w:val="en-US"/>
+              </w:rPr>
+              <w:t>Bid</w:t>
+            </w:r>
+            <w:r>
+              <w:rPr>
+                <w:lang w:val="en-US"/>
+              </w:rPr>
+              <w:t xml:space="preserve"> price) *100</w:t>
+            </w:r>
+          </w:p>
+          <w:p>
+            <w:pPr>
+              <w:rPr>
+                <w:lang w:val="en-US"/>
+              </w:rPr>
+            </w:pPr>
+          </w:p>
+          <w:p>
+            <w:pPr>
+              <w:rPr>
+                <w:lang w:val="en-US"/>
+              </w:rPr>
+            </w:pPr>
+            <w:r>
+              <w:rPr>
+                <w:lang w:val="en-US"/>
+              </w:rPr>
+              <w:t>Reference price = For Limit order it is Limit price</w:t>
+            </w:r>
+          </w:p>
+          <w:p>
+            <w:pPr>
+              <w:rPr>
+                <w:lang w:val="en-US"/>
+              </w:rPr>
+            </w:pPr>
+            <w:r>
+              <w:rPr>
+                <w:lang w:val="en-US"/>
+              </w:rPr>
+              <w:t xml:space="preserve">For Market orders, it is Bo/Ask for Buy side and Bb/Bid for Sell Side orders, in absence of Ask/Bid prices, it should </w:t>
+            </w:r>
+            <w:proofErr w:type="spellStart"/>
+            <w:r>
+              <w:rPr>
+                <w:lang w:val="en-US"/>
+              </w:rPr>
+              <w:t>fallback</w:t>
+            </w:r>
+            <w:proofErr w:type="spellEnd"/>
+            <w:r>
+              <w:rPr>
+                <w:lang w:val="en-US"/>
+              </w:rPr>
+              <w:t xml:space="preserve"> to last and then fallback to open and should use close price if all other prices are unavailable.</w:t>
+            </w:r>
+          </w:p>
+          <w:p>
+            <w:pPr>
+              <w:rPr>
+                <w:lang w:val="en-US"/>
+              </w:rPr>
+            </w:pPr>
+            <w:r>
+              <w:rPr>
+                <w:lang w:val="en-US"/>
+              </w:rPr>
+              <w:br/>
+              <w:t>ORD is order value, LMT is limit value</w:t>
+            </w:r>
+            <w:r>
+              <w:rPr>
+                <w:lang w:val="en-US"/>
+              </w:rPr>
+              <w:br/>
+              <w:t>Pass: ORD =&lt; LMT</w:t>
+            </w:r>
+          </w:p>
+          <w:p>
+            <w:pPr>
+              <w:rPr>
+                <w:lang w:val="en-US"/>
+              </w:rPr>
+            </w:pPr>
+            <w:r>
+              <w:rPr>
+                <w:lang w:val="en-US"/>
+              </w:rPr>
+              <w:t>Fail: ORD &gt; LMT</w:t>
+            </w:r>
+          </w:p>
+        </w:tc>
+      </w:tr>
+      <w:tr>
+        <w:tc>
+          <w:tcPr>
+            <w:tcW w:w="2122" w:type="dxa"/>
+          </w:tcPr>
+          <w:p>
+            <w:pPr>
+              <w:rPr>
+                <w:lang w:val="en-US"/>
+              </w:rPr>
+            </w:pPr>
+            <w:r>
+              <w:rPr>
+                <w:lang w:val="en-US"/>
+              </w:rPr>
+              <w:t>Rejection message</w:t>
+            </w:r>
+          </w:p>
+        </w:tc>
+        <w:tc>
+          <w:tcPr>
+            <w:tcW w:w="6894" w:type="dxa"/>
+          </w:tcPr>
+          <w:p>
+            <w:pPr>
+              <w:rPr>
+                <w:lang w:val="en-US"/>
+              </w:rPr>
+            </w:pPr>
+            <w:r>
+              <w:rPr>
+                <w:lang w:val="en-US"/>
+              </w:rPr>
+              <w:t>BBO</w:t>
+            </w:r>
+            <w:r>
+              <w:rPr>
+                <w:lang w:val="en-US"/>
+              </w:rPr>
+              <w:t xml:space="preserve"> Price Tolerance exceeds limit, LMT=$LMT, ORD=$ORD</w:t>
+            </w:r>
+          </w:p>
+        </w:tc>
+      </w:tr>
+      <w:tr>
+        <w:tc>
+          <w:tcPr>
+            <w:tcW w:w="2122" w:type="dxa"/>
+          </w:tcPr>
+          <w:p>
+            <w:pPr>
+              <w:rPr>
+                <w:lang w:val="en-US"/>
+              </w:rPr>
+            </w:pPr>
+            <w:r>
+              <w:rPr>
+                <w:lang w:val="en-US"/>
+              </w:rPr>
+              <w:t>Exception handling</w:t>
+            </w:r>
+          </w:p>
+        </w:tc>
+        <w:tc>
+          <w:tcPr>
+            <w:tcW w:w="6894" w:type="dxa"/>
+          </w:tcPr>
+          <w:p>
+            <w:r>
+              <w:rPr>
+                <w:lang w:val="en-US"/>
+              </w:rPr>
+              <w:t xml:space="preserve">If </w:t>
+            </w:r>
+            <w:r>
+              <w:rPr>
+                <w:lang w:val="en-US"/>
+              </w:rPr>
+              <w:t>BBO</w:t>
+            </w:r>
+            <w:r>
+              <w:rPr>
+                <w:lang w:val="en-US"/>
+              </w:rPr>
+              <w:t xml:space="preserve"> price is not available, based on </w:t>
+            </w:r>
+            <w:proofErr w:type="spellStart"/>
+            <w:r>
+              <w:t>invalid_</w:t>
+            </w:r>
+            <w:r>
+              <w:t>bbo</w:t>
+            </w:r>
+            <w:r>
+              <w:t>_price_action</w:t>
+            </w:r>
+            <w:proofErr w:type="spellEnd"/>
+          </w:p>
+          <w:p>
+            <w:r>
+              <w:t>Config in limitchecker.ini.</w:t>
+            </w:r>
+            <w:r>
+              <w:br/>
+              <w:t xml:space="preserve">If </w:t>
+            </w:r>
+            <w:proofErr w:type="spellStart"/>
+            <w:r>
+              <w:t>invalid_</w:t>
+            </w:r>
+            <w:r>
+              <w:t>bbo</w:t>
+            </w:r>
+            <w:r>
+              <w:t>_price_action</w:t>
+            </w:r>
+            <w:proofErr w:type="spellEnd"/>
+            <w:r>
+              <w:t xml:space="preserve"> = ignore, pass the control with message. “</w:t>
+            </w:r>
+            <w:r>
+              <w:t>BBO</w:t>
+            </w:r>
+            <w:r>
+              <w:t xml:space="preserve"> price is missing”</w:t>
+            </w:r>
+          </w:p>
+          <w:p>
+            <w:pPr>
+              <w:rPr>
+                <w:lang w:val="en-US"/>
+              </w:rPr>
+            </w:pPr>
+            <w:r>
+              <w:t xml:space="preserve">If </w:t>
+            </w:r>
+            <w:proofErr w:type="spellStart"/>
+            <w:r>
+              <w:t>invalid_</w:t>
+            </w:r>
+            <w:r>
+              <w:t>bbo</w:t>
+            </w:r>
+            <w:r>
+              <w:t>_price_action</w:t>
+            </w:r>
+            <w:proofErr w:type="spellEnd"/>
+            <w:r>
+              <w:t xml:space="preserve"> = reject, reject the control with message. “</w:t>
+            </w:r>
+            <w:r>
+              <w:t>BBO</w:t>
+            </w:r>
+            <w:r>
+              <w:t xml:space="preserve"> price is missing”</w:t>
+            </w:r>
+          </w:p>
+        </w:tc>
+      </w:tr>
+      <w:tr>
+        <w:tc>
+          <w:tcPr>
+            <w:tcW w:w="2122" w:type="dxa"/>
+          </w:tcPr>
+          <w:p>
+            <w:pPr>
+              <w:rPr>
+                <w:lang w:val="en-US"/>
+              </w:rPr>
+            </w:pPr>
+            <w:r>
+              <w:rPr>
+                <w:lang w:val="en-US"/>
+              </w:rPr>
+              <w:t>Example2</w:t>
+            </w:r>
+          </w:p>
+        </w:tc>
+        <w:tc>
+          <w:tcPr>
+            <w:tcW w:w="6894" w:type="dxa"/>
+          </w:tcPr>
+          <w:p>
+            <w:pPr>
+              <w:rPr>
+                <w:lang w:val="en-US"/>
+              </w:rPr>
+            </w:pPr>
+            <w:r>
+              <w:rPr>
+                <w:lang w:val="en-US"/>
+              </w:rPr>
+              <w:t>LMT is 10%</w:t>
+            </w:r>
+          </w:p>
+          <w:p>
+            <w:pPr>
+              <w:rPr>
+                <w:lang w:val="en-US"/>
+              </w:rPr>
+            </w:pPr>
+            <w:r>
+              <w:rPr>
+                <w:lang w:val="en-US"/>
+              </w:rPr>
+              <w:t>Buy Order</w:t>
+            </w:r>
+            <w:r>
+              <w:rPr>
+                <w:lang w:val="en-US"/>
+              </w:rPr>
+              <w:br/>
+            </w:r>
+            <w:r>
+              <w:rPr>
+                <w:lang w:val="en-US"/>
+              </w:rPr>
+              <w:t>Ask</w:t>
+            </w:r>
+            <w:r>
+              <w:rPr>
+                <w:lang w:val="en-US"/>
+              </w:rPr>
+              <w:t xml:space="preserve"> price is 100</w:t>
+            </w:r>
+            <w:r>
+              <w:rPr>
+                <w:lang w:val="en-US"/>
+              </w:rPr>
+              <w:br/>
+              <w:t>Order limit price is 111</w:t>
+            </w:r>
+            <w:r>
+              <w:rPr>
+                <w:lang w:val="en-US"/>
+              </w:rPr>
+              <w:br/>
+              <w:t xml:space="preserve">ORD = </w:t>
+            </w:r>
+            <w:proofErr w:type="gramStart"/>
+            <w:r>
+              <w:rPr>
+                <w:lang w:val="en-US"/>
+              </w:rPr>
+              <w:t>abs(</w:t>
+            </w:r>
+            <w:proofErr w:type="gramEnd"/>
+            <w:r>
+              <w:rPr>
+                <w:lang w:val="en-US"/>
+              </w:rPr>
+              <w:t>(100 – 111)/</w:t>
+            </w:r>
+            <w:proofErr w:type="gramStart"/>
+            <w:r>
+              <w:rPr>
+                <w:lang w:val="en-US"/>
+              </w:rPr>
+              <w:t>100)*</w:t>
+            </w:r>
+            <w:proofErr w:type="gramEnd"/>
+            <w:r>
+              <w:rPr>
+                <w:lang w:val="en-US"/>
+              </w:rPr>
+              <w:t>100 = 11%</w:t>
+            </w:r>
+            <w:r>
+              <w:rPr>
+                <w:lang w:val="en-US"/>
+              </w:rPr>
+              <w:br/>
+              <w:t>ORD &gt; LMT hence order is rejected</w:t>
+            </w:r>
+          </w:p>
+        </w:tc>
+      </w:tr>
+      <w:tr>
+        <w:tc>
+          <w:tcPr>
+            <w:tcW w:w="2122" w:type="dxa"/>
+          </w:tcPr>
+          <w:p>
+            <w:pPr>
+              <w:rPr>
+                <w:lang w:val="en-US"/>
+              </w:rPr>
+            </w:pPr>
+            <w:r>
+              <w:rPr>
+                <w:lang w:val="en-US"/>
+              </w:rPr>
+              <w:t>Example3</w:t>
+            </w:r>
+          </w:p>
+        </w:tc>
+        <w:tc>
+          <w:tcPr>
+            <w:tcW w:w="6894" w:type="dxa"/>
+          </w:tcPr>
+          <w:p>
+            <w:pPr>
+              <w:rPr>
+                <w:lang w:val="en-US"/>
+              </w:rPr>
+            </w:pPr>
+            <w:r>
+              <w:rPr>
+                <w:lang w:val="en-US"/>
+              </w:rPr>
+              <w:t>LMT is 10%</w:t>
+            </w:r>
+          </w:p>
+          <w:p>
+            <w:pPr>
+              <w:rPr>
+                <w:lang w:val="en-US"/>
+              </w:rPr>
+            </w:pPr>
+            <w:r>
+              <w:rPr>
+                <w:lang w:val="en-US"/>
+              </w:rPr>
+              <w:t>Buy order</w:t>
+            </w:r>
+            <w:r>
+              <w:rPr>
+                <w:lang w:val="en-US"/>
+              </w:rPr>
+              <w:br/>
+            </w:r>
+            <w:r>
+              <w:rPr>
+                <w:lang w:val="en-US"/>
+              </w:rPr>
+              <w:t>Ask</w:t>
+            </w:r>
+            <w:r>
+              <w:rPr>
+                <w:lang w:val="en-US"/>
+              </w:rPr>
+              <w:t xml:space="preserve"> price is 100</w:t>
+            </w:r>
+            <w:r>
+              <w:rPr>
+                <w:lang w:val="en-US"/>
+              </w:rPr>
+              <w:br/>
+              <w:t xml:space="preserve">Order is </w:t>
+            </w:r>
+            <w:proofErr w:type="gramStart"/>
+            <w:r>
+              <w:rPr>
+                <w:lang w:val="en-US"/>
+              </w:rPr>
+              <w:t>a</w:t>
+            </w:r>
+            <w:proofErr w:type="gramEnd"/>
+            <w:r>
+              <w:rPr>
+                <w:lang w:val="en-US"/>
+              </w:rPr>
+              <w:t xml:space="preserve"> MKT order having reference price as 95</w:t>
+            </w:r>
+            <w:r>
+              <w:rPr>
+                <w:lang w:val="en-US"/>
+              </w:rPr>
+              <w:br/>
+              <w:t xml:space="preserve">ORD = </w:t>
+            </w:r>
+            <w:proofErr w:type="gramStart"/>
+            <w:r>
+              <w:rPr>
+                <w:lang w:val="en-US"/>
+              </w:rPr>
+              <w:t>abs(</w:t>
+            </w:r>
+            <w:proofErr w:type="gramEnd"/>
+            <w:r>
+              <w:rPr>
+                <w:lang w:val="en-US"/>
+              </w:rPr>
+              <w:t>(100 – 95)/</w:t>
+            </w:r>
+            <w:proofErr w:type="gramStart"/>
+            <w:r>
+              <w:rPr>
+                <w:lang w:val="en-US"/>
+              </w:rPr>
+              <w:t>100)*</w:t>
+            </w:r>
+            <w:proofErr w:type="gramEnd"/>
+            <w:r>
+              <w:rPr>
+                <w:lang w:val="en-US"/>
+              </w:rPr>
+              <w:t>100 = 5%</w:t>
+            </w:r>
+            <w:r>
+              <w:rPr>
+                <w:lang w:val="en-US"/>
+              </w:rPr>
+              <w:br/>
+              <w:t>ORD =&lt; LMT hence order passes</w:t>
             </w:r>
           </w:p>
         </w:tc>
@@ -936,7 +3153,7 @@
   <w:style w:type="paragraph" w:default="1" w:styleId="Normal">
     <w:name w:val="Normal"/>
     <w:qFormat/>
-    <w:rsid w:val="00967930"/>
+    <w:rsid w:val="003026DF"/>
   </w:style>
   <w:style w:type="paragraph" w:styleId="Heading1">
     <w:name w:val="heading 1"/>
@@ -1140,7 +3357,6 @@
   <w:style w:type="character" w:default="1" w:styleId="DefaultParagraphFont">
     <w:name w:val="Default Paragraph Font"/>
     <w:uiPriority w:val="1"/>
-    <w:semiHidden/>
     <w:unhideWhenUsed/>
   </w:style>
   <w:style w:type="table" w:default="1" w:styleId="TableNormal">
